--- a/do_not_use/modelli_doc/01modelloprogrammazionedatibase.docx
+++ b/do_not_use/modelli_doc/01modelloprogrammazionedatibase.docx
@@ -4816,7 +4816,7 @@
                 <w:sz w:val="22"/>
                 <w:szCs w:val="22"/>
               </w:rPr>
-              <w:t>VERIFICHE ALLA FINE DELLE UNITA' DIDATTICHE</w:t>
+              <w:t>VERIFICHE ALLA FINE DELLE UNITA' DI APPRENDIMENTO</w:t>
             </w:r>
           </w:p>
         </w:tc>
